--- a/Summer_School_Foundry_Local_Plan_REVISED.docx
+++ b/Summer_School_Foundry_Local_Plan_REVISED.docx
@@ -85,12 +85,12 @@
     </w:p>
     <w:p>
       <w:r>
-        <w:t>Guide beginner computer science students through a full-time, one-month summer program in which they build a local question-answering assistant using Microsoft Foundry Local for offline model inference and the RAG (Retrieval-Augmented Generation) pattern.</w:t>
+        <w:t>As a team, we built a local question-answering assistant using Microsoft Foundry Local for offline model inference and the RAG (Retrieval-Augmented Generation) pattern.</w:t>
       </w:r>
     </w:p>
     <w:p>
       <w:r>
-        <w:t>By the end, each team has a working offline assistant that answers questions about a small document collection by retrieving passages locally and feeding them to an on-device language model. No cloud account. No network call at inference time.</w:t>
+        <w:t>Over the course of a one-month summer program, we developed a fully offline assistant capable of answering questions about a small document collection by retrieving relevant passages locally and feeding them to an on-device language model. The entire system works without a cloud account or any network calls during inference.</w:t>
       </w:r>
     </w:p>
     <w:p>
@@ -1265,7 +1265,7 @@
     </w:p>
     <w:p>
       <w:r>
-        <w:t>The original plan spent two weeks on concepts before students built anything. This version front-loads a working system: students see RAG end to end in week 1 and then learn each component by replacing it.</w:t>
+        <w:t>We decided not to spend the first two weeks focusing only on concepts. Instead, we designed the program around building a working system from the start. In week 1, students experience the full RAG pipeline end to end, and each component is then taught in more detail by having them replace and improve parts of the system themselves.</w:t>
       </w:r>
     </w:p>
     <w:p>
